--- a/docs/lab1/Лабораторная работа №1 — скриншоты для защиты.docx
+++ b/docs/lab1/Лабораторная работа №1 — скриншоты для защиты.docx
@@ -747,7 +747,7 @@
           <w:rFonts w:ascii="Arial" w:hAnsi="Arial"/>
           <w:sz w:val="18"/>
         </w:rPr>
-        <w:t>Объясняю HTML-ползунок максимальной цены, шкалу от 0 до 1600 ₽/м², кнопку GET-фильтра и карточки материалов.</w:t>
+        <w:t>Объясняю HTML-ползунок максимальной цены, шкалу от 229,63 до 1 570,15 ₽/м² без промежуточных отметок и кнопку GET-фильтра.</w:t>
       </w:r>
     </w:p>
     <w:p>
@@ -800,7 +800,7 @@
       <w:r>
         <w:drawing>
           <wp:inline xmlns:a="http://schemas.openxmlformats.org/drawingml/2006/main" xmlns:pic="http://schemas.openxmlformats.org/drawingml/2006/picture">
-            <wp:extent cx="4070555" cy="8567550"/>
+            <wp:extent cx="4031788" cy="8567550"/>
             <wp:docPr id="7" name="Picture 7"/>
             <wp:cNvGraphicFramePr>
               <a:graphicFrameLocks noChangeAspect="1"/>
@@ -821,7 +821,7 @@
                   <pic:spPr>
                     <a:xfrm>
                       <a:off x="0" y="0"/>
-                      <a:ext cx="4070555" cy="8567550"/>
+                      <a:ext cx="4031788" cy="8567550"/>
                     </a:xfrm>
                     <a:prstGeom prst="rect"/>
                   </pic:spPr>
